--- a/docs/design/acrme_executive_design_document.docx
+++ b/docs/design/acrme_executive_design_document.docx
@@ -102,10 +102,10 @@
           <w:bCs/>
           <w:b/>
         </w:rPr>
-        <w:t xml:space="preserve">v2.2</w:t>
-      </w:r>
-      <w:r>
-        <w:t xml:space="preserve">. Key v2.2 changes not reflected below:</w:t>
+        <w:t xml:space="preserve">v2.3</w:t>
+      </w:r>
+      <w:r>
+        <w:t xml:space="preserve">. Key changes not reflected below:</w:t>
       </w:r>
       <w:r>
         <w:t xml:space="preserve"> </w:t>
@@ -200,7 +200,298 @@
         <w:t xml:space="preserve"> </w:t>
       </w:r>
       <w:r>
-        <w:t xml:space="preserve">entities. Retained for historical reference only — do not use for new decisions.</w:t>
+        <w:t xml:space="preserve">entities.</w:t>
+      </w:r>
+    </w:p>
+    <w:p>
+      <w:pPr>
+        <w:pStyle w:val="BlockText"/>
+      </w:pPr>
+      <w:r>
+        <w:rPr>
+          <w:bCs/>
+          <w:b/>
+        </w:rPr>
+        <w:t xml:space="preserve">⚠️ Region model superseded (v2.3, baseline Section 6).</w:t>
+      </w:r>
+      <w:r>
+        <w:t xml:space="preserve"> </w:t>
+      </w:r>
+      <w:r>
+        <w:t xml:space="preserve">The region tables and Middle East cross-geo DR narrative</w:t>
+      </w:r>
+      <w:r>
+        <w:t xml:space="preserve"> </w:t>
+      </w:r>
+      <w:r>
+        <w:rPr>
+          <w:bCs/>
+          <w:b/>
+        </w:rPr>
+        <w:t xml:space="preserve">below are outdated</w:t>
+      </w:r>
+      <w:r>
+        <w:t xml:space="preserve">. The current model is</w:t>
+      </w:r>
+      <w:r>
+        <w:t xml:space="preserve"> </w:t>
+      </w:r>
+      <w:r>
+        <w:rPr>
+          <w:bCs/>
+          <w:b/>
+        </w:rPr>
+        <w:t xml:space="preserve">five geographies</w:t>
+      </w:r>
+      <w:r>
+        <w:t xml:space="preserve"> </w:t>
+      </w:r>
+      <w:r>
+        <w:t xml:space="preserve">with an explicit per-geography</w:t>
+      </w:r>
+      <w:r>
+        <w:t xml:space="preserve"> </w:t>
+      </w:r>
+      <w:r>
+        <w:rPr>
+          <w:bCs/>
+          <w:b/>
+        </w:rPr>
+        <w:t xml:space="preserve">distribution model</w:t>
+      </w:r>
+      <w:r>
+        <w:t xml:space="preserve">: the</w:t>
+      </w:r>
+      <w:r>
+        <w:t xml:space="preserve"> </w:t>
+      </w:r>
+      <w:r>
+        <w:rPr>
+          <w:bCs/>
+          <w:b/>
+        </w:rPr>
+        <w:t xml:space="preserve">US</w:t>
+      </w:r>
+      <w:r>
+        <w:t xml:space="preserve"> </w:t>
+      </w:r>
+      <w:r>
+        <w:t xml:space="preserve">is the only</w:t>
+      </w:r>
+      <w:r>
+        <w:t xml:space="preserve"> </w:t>
+      </w:r>
+      <w:r>
+        <w:rPr>
+          <w:bCs/>
+          <w:b/>
+        </w:rPr>
+        <w:t xml:space="preserve">three-region</w:t>
+      </w:r>
+      <w:r>
+        <w:t xml:space="preserve"> </w:t>
+      </w:r>
+      <w:r>
+        <w:t xml:space="preserve">geography (West US 3, Central US, Canada Central; East US 2 Restricted);</w:t>
+      </w:r>
+      <w:r>
+        <w:t xml:space="preserve"> </w:t>
+      </w:r>
+      <w:r>
+        <w:rPr>
+          <w:bCs/>
+          <w:b/>
+        </w:rPr>
+        <w:t xml:space="preserve">EU</w:t>
+      </w:r>
+      <w:r>
+        <w:t xml:space="preserve"> </w:t>
+      </w:r>
+      <w:r>
+        <w:t xml:space="preserve">(Switzerland North + Sweden Central; North Europe &amp; West Europe Restricted),</w:t>
+      </w:r>
+      <w:r>
+        <w:t xml:space="preserve"> </w:t>
+      </w:r>
+      <w:r>
+        <w:rPr>
+          <w:bCs/>
+          <w:b/>
+        </w:rPr>
+        <w:t xml:space="preserve">Australia</w:t>
+      </w:r>
+      <w:r>
+        <w:t xml:space="preserve"> </w:t>
+      </w:r>
+      <w:r>
+        <w:t xml:space="preserve">(Australia East + Australia Southeast),</w:t>
+      </w:r>
+      <w:r>
+        <w:t xml:space="preserve"> </w:t>
+      </w:r>
+      <w:r>
+        <w:rPr>
+          <w:bCs/>
+          <w:b/>
+        </w:rPr>
+        <w:t xml:space="preserve">Asia Pacific</w:t>
+      </w:r>
+      <w:r>
+        <w:t xml:space="preserve"> </w:t>
+      </w:r>
+      <w:r>
+        <w:t xml:space="preserve">(East Asia + Southeast Asia; Japan East pending) and the</w:t>
+      </w:r>
+      <w:r>
+        <w:t xml:space="preserve"> </w:t>
+      </w:r>
+      <w:r>
+        <w:rPr>
+          <w:bCs/>
+          <w:b/>
+        </w:rPr>
+        <w:t xml:space="preserve">Middle East</w:t>
+      </w:r>
+      <w:r>
+        <w:t xml:space="preserve"> </w:t>
+      </w:r>
+      <w:r>
+        <w:t xml:space="preserve">(UAE North + Saudi Arabia Central) are</w:t>
+      </w:r>
+      <w:r>
+        <w:t xml:space="preserve"> </w:t>
+      </w:r>
+      <w:r>
+        <w:rPr>
+          <w:bCs/>
+          <w:b/>
+        </w:rPr>
+        <w:t xml:space="preserve">two-region</w:t>
+      </w:r>
+      <w:r>
+        <w:t xml:space="preserve"> </w:t>
+      </w:r>
+      <w:r>
+        <w:t xml:space="preserve">geographies. In every two-region geography</w:t>
+      </w:r>
+      <w:r>
+        <w:t xml:space="preserve"> </w:t>
+      </w:r>
+      <w:r>
+        <w:rPr>
+          <w:bCs/>
+          <w:b/>
+        </w:rPr>
+        <w:t xml:space="preserve">CVAL and DR are co-located</w:t>
+      </w:r>
+      <w:r>
+        <w:t xml:space="preserve"> </w:t>
+      </w:r>
+      <w:r>
+        <w:t xml:space="preserve">in the non-production region (</w:t>
+      </w:r>
+      <w:r>
+        <w:rPr>
+          <w:bCs/>
+          <w:b/>
+        </w:rPr>
+        <w:t xml:space="preserve">PLC-010a</w:t>
+      </w:r>
+      <w:r>
+        <w:t xml:space="preserve">) — there is</w:t>
+      </w:r>
+      <w:r>
+        <w:t xml:space="preserve"> </w:t>
+      </w:r>
+      <w:r>
+        <w:rPr>
+          <w:bCs/>
+          <w:b/>
+        </w:rPr>
+        <w:t xml:space="preserve">no</w:t>
+      </w:r>
+      <w:r>
+        <w:t xml:space="preserve"> </w:t>
+      </w:r>
+      <w:r>
+        <w:t xml:space="preserve">cross-geo DR for EU/Australia/Asia Pacific. The</w:t>
+      </w:r>
+      <w:r>
+        <w:t xml:space="preserve"> </w:t>
+      </w:r>
+      <w:r>
+        <w:rPr>
+          <w:bCs/>
+          <w:b/>
+        </w:rPr>
+        <w:t xml:space="preserve">Middle East</w:t>
+      </w:r>
+      <w:r>
+        <w:t xml:space="preserve"> </w:t>
+      </w:r>
+      <w:r>
+        <w:t xml:space="preserve">is the sole exception: DR is</w:t>
+      </w:r>
+      <w:r>
+        <w:t xml:space="preserve"> </w:t>
+      </w:r>
+      <w:r>
+        <w:rPr>
+          <w:rStyle w:val="VerbatimChar"/>
+          <w:bCs/>
+          <w:b/>
+        </w:rPr>
+        <w:t xml:space="preserve">DR_NOT_OFFERED</w:t>
+      </w:r>
+      <w:r>
+        <w:t xml:space="preserve"> </w:t>
+      </w:r>
+      <w:r>
+        <w:t xml:space="preserve">(DR-014, DEC-001), so the Switzerland North cross-geo path is pre-configured but</w:t>
+      </w:r>
+      <w:r>
+        <w:t xml:space="preserve"> </w:t>
+      </w:r>
+      <w:r>
+        <w:rPr>
+          <w:bCs/>
+          <w:b/>
+        </w:rPr>
+        <w:t xml:space="preserve">inactive</w:t>
+      </w:r>
+      <w:r>
+        <w:t xml:space="preserve">; the</w:t>
+      </w:r>
+      <w:r>
+        <w:t xml:space="preserve"> </w:t>
+      </w:r>
+      <w:r>
+        <w:t xml:space="preserve">“</w:t>
+      </w:r>
+      <w:r>
+        <w:t xml:space="preserve">disaster recovery goes to Switzerland North</w:t>
+      </w:r>
+      <w:r>
+        <w:t xml:space="preserve">”</w:t>
+      </w:r>
+      <w:r>
+        <w:t xml:space="preserve"> </w:t>
+      </w:r>
+      <w:r>
+        <w:t xml:space="preserve">text below is therefore</w:t>
+      </w:r>
+      <w:r>
+        <w:t xml:space="preserve"> </w:t>
+      </w:r>
+      <w:r>
+        <w:rPr>
+          <w:bCs/>
+          <w:b/>
+        </w:rPr>
+        <w:t xml:space="preserve">not the current behaviour</w:t>
+      </w:r>
+      <w:r>
+        <w:t xml:space="preserve">. Retained for historical reference only — do not use for new decisions.</w:t>
       </w:r>
     </w:p>
     <w:bookmarkStart w:id="95" w:name="X0a8f709f3db7976ab5f11df0c928d793edf3be8"/>
